--- a/public/template/5. QD Phê duyệt KQLCNT.docx
+++ b/public/template/5. QD Phê duyệt KQLCNT.docx
@@ -1616,14 +1616,53 @@
       </w:r>
       <w:r>
         <w:rPr>
-          <w:rFonts w:ascii="Times New Roman" w:hAnsi="Times New Roman"/>
-          <w:b w:val="0"/>
-          <w:bCs/>
+          <w:rFonts w:hint="default" w:ascii="Times New Roman"/>
+          <w:b w:val="0"/>
+          <w:bCs w:val="0"/>
           <w:spacing w:val="-8"/>
           <w:sz w:val="28"/>
           <w:szCs w:val="28"/>
-        </w:rPr>
-        <w:t>Công ty TNHH Đầu tư Xây dựng HDK;</w:t>
+          <w:highlight w:val="yellow"/>
+          <w:lang w:val="vi-VN"/>
+        </w:rPr>
+        <w:t>{</w:t>
+      </w:r>
+      <w:r>
+        <w:rPr>
+          <w:rFonts w:hint="default" w:ascii="Times New Roman"/>
+          <w:b w:val="0"/>
+          <w:bCs w:val="0"/>
+          <w:spacing w:val="-8"/>
+          <w:sz w:val="28"/>
+          <w:szCs w:val="28"/>
+          <w:highlight w:val="yellow"/>
+          <w:lang w:val="en-US"/>
+        </w:rPr>
+        <w:t>TV_bid_package.successful_bidder.name</w:t>
+      </w:r>
+      <w:r>
+        <w:rPr>
+          <w:rFonts w:hint="default" w:ascii="Times New Roman"/>
+          <w:b w:val="0"/>
+          <w:bCs w:val="0"/>
+          <w:spacing w:val="-8"/>
+          <w:sz w:val="28"/>
+          <w:szCs w:val="28"/>
+          <w:highlight w:val="yellow"/>
+          <w:lang w:val="vi-VN"/>
+        </w:rPr>
+        <w:t>}</w:t>
+      </w:r>
+      <w:r>
+        <w:rPr>
+          <w:rFonts w:ascii="Times New Roman" w:hAnsi="Times New Roman"/>
+          <w:b w:val="0"/>
+          <w:bCs/>
+          <w:spacing w:val="-8"/>
+          <w:sz w:val="28"/>
+          <w:szCs w:val="28"/>
+        </w:rPr>
+        <w:t>;</w:t>
       </w:r>
     </w:p>
     <w:p>
@@ -1652,6 +1691,45 @@
       </w:r>
       <w:r>
         <w:rPr>
+          <w:rFonts w:hint="default" w:ascii="Times New Roman"/>
+          <w:b w:val="0"/>
+          <w:bCs w:val="0"/>
+          <w:spacing w:val="-8"/>
+          <w:sz w:val="28"/>
+          <w:szCs w:val="28"/>
+          <w:highlight w:val="yellow"/>
+          <w:lang w:val="vi-VN"/>
+        </w:rPr>
+        <w:t>{</w:t>
+      </w:r>
+      <w:r>
+        <w:rPr>
+          <w:rFonts w:hint="default" w:ascii="Times New Roman"/>
+          <w:b w:val="0"/>
+          <w:bCs w:val="0"/>
+          <w:spacing w:val="-8"/>
+          <w:sz w:val="28"/>
+          <w:szCs w:val="28"/>
+          <w:highlight w:val="yellow"/>
+          <w:lang w:val="en-US"/>
+        </w:rPr>
+        <w:t>TV_bid_package.successful_bidder.address</w:t>
+      </w:r>
+      <w:r>
+        <w:rPr>
+          <w:rFonts w:hint="default" w:ascii="Times New Roman"/>
+          <w:b w:val="0"/>
+          <w:bCs w:val="0"/>
+          <w:spacing w:val="-8"/>
+          <w:sz w:val="28"/>
+          <w:szCs w:val="28"/>
+          <w:highlight w:val="yellow"/>
+          <w:lang w:val="vi-VN"/>
+        </w:rPr>
+        <w:t>}</w:t>
+      </w:r>
+      <w:r>
+        <w:rPr>
           <w:rFonts w:ascii="Times New Roman" w:hAnsi="Times New Roman"/>
           <w:b w:val="0"/>
           <w:bCs/>
@@ -1659,7 +1737,7 @@
           <w:szCs w:val="28"/>
           <w:lang w:val="en-GB"/>
         </w:rPr>
-        <w:t>45/9A đường Tiền Cảng, phường Rạch Dừa, Thành phố Hồ Chí Minh, Việt Nam;</w:t>
+        <w:t>;</w:t>
       </w:r>
     </w:p>
     <w:p>
@@ -1694,7 +1772,46 @@
           <w:szCs w:val="28"/>
           <w:lang w:val="en-GB"/>
         </w:rPr>
-        <w:t>Ông Huỳnh Ngọc Nguyên;</w:t>
+        <w:t xml:space="preserve">Ông </w:t>
+      </w:r>
+      <w:r>
+        <w:rPr>
+          <w:rFonts w:hint="default" w:ascii="Times New Roman"/>
+          <w:b w:val="0"/>
+          <w:bCs w:val="0"/>
+          <w:spacing w:val="-8"/>
+          <w:sz w:val="28"/>
+          <w:szCs w:val="28"/>
+          <w:highlight w:val="yellow"/>
+          <w:lang w:val="vi-VN"/>
+        </w:rPr>
+        <w:t>{</w:t>
+      </w:r>
+      <w:r>
+        <w:rPr>
+          <w:rFonts w:hint="default" w:ascii="Times New Roman"/>
+          <w:b w:val="0"/>
+          <w:bCs w:val="0"/>
+          <w:spacing w:val="-8"/>
+          <w:sz w:val="28"/>
+          <w:szCs w:val="28"/>
+          <w:highlight w:val="yellow"/>
+          <w:lang w:val="en-US"/>
+        </w:rPr>
+        <w:t>TV_bid_package.successful_bidder.representative_name</w:t>
+      </w:r>
+      <w:r>
+        <w:rPr>
+          <w:rFonts w:hint="default" w:ascii="Times New Roman"/>
+          <w:b w:val="0"/>
+          <w:bCs w:val="0"/>
+          <w:spacing w:val="-8"/>
+          <w:sz w:val="28"/>
+          <w:szCs w:val="28"/>
+          <w:highlight w:val="yellow"/>
+          <w:lang w:val="vi-VN"/>
+        </w:rPr>
+        <w:t>}</w:t>
       </w:r>
       <w:r>
         <w:rPr>
@@ -1705,6 +1822,17 @@
           <w:szCs w:val="28"/>
           <w:lang w:val="en-GB"/>
         </w:rPr>
+        <w:t>;</w:t>
+      </w:r>
+      <w:r>
+        <w:rPr>
+          <w:rFonts w:ascii="Times New Roman" w:hAnsi="Times New Roman"/>
+          <w:b w:val="0"/>
+          <w:bCs/>
+          <w:sz w:val="28"/>
+          <w:szCs w:val="28"/>
+          <w:lang w:val="en-GB"/>
+        </w:rPr>
         <w:tab/>
       </w:r>
       <w:r>
@@ -1726,7 +1854,56 @@
           <w:sz w:val="28"/>
           <w:szCs w:val="28"/>
         </w:rPr>
-        <w:t>Chức vụ: Giám đốc;</w:t>
+        <w:t xml:space="preserve">Chức vụ: </w:t>
+      </w:r>
+      <w:r>
+        <w:rPr>
+          <w:rFonts w:hint="default" w:ascii="Times New Roman"/>
+          <w:b w:val="0"/>
+          <w:bCs w:val="0"/>
+          <w:spacing w:val="-8"/>
+          <w:sz w:val="28"/>
+          <w:szCs w:val="28"/>
+          <w:highlight w:val="yellow"/>
+          <w:lang w:val="vi-VN"/>
+        </w:rPr>
+        <w:t>{</w:t>
+      </w:r>
+      <w:r>
+        <w:rPr>
+          <w:rFonts w:hint="default" w:ascii="Times New Roman"/>
+          <w:b w:val="0"/>
+          <w:bCs w:val="0"/>
+          <w:spacing w:val="-8"/>
+          <w:sz w:val="28"/>
+          <w:szCs w:val="28"/>
+          <w:highlight w:val="yellow"/>
+          <w:lang w:val="en-US"/>
+        </w:rPr>
+        <w:t>TV_bid_package.successful_bidder.representative_position</w:t>
+      </w:r>
+      <w:r>
+        <w:rPr>
+          <w:rFonts w:hint="default" w:ascii="Times New Roman"/>
+          <w:b w:val="0"/>
+          <w:bCs w:val="0"/>
+          <w:spacing w:val="-8"/>
+          <w:sz w:val="28"/>
+          <w:szCs w:val="28"/>
+          <w:highlight w:val="yellow"/>
+          <w:lang w:val="vi-VN"/>
+        </w:rPr>
+        <w:t>}</w:t>
+      </w:r>
+      <w:r>
+        <w:rPr>
+          <w:rFonts w:ascii="Times New Roman" w:hAnsi="Times New Roman"/>
+          <w:b w:val="0"/>
+          <w:bCs/>
+          <w:sz w:val="28"/>
+          <w:szCs w:val="28"/>
+        </w:rPr>
+        <w:t>;</w:t>
       </w:r>
     </w:p>
     <w:p>
@@ -1755,32 +1932,51 @@
       </w:r>
       <w:r>
         <w:rPr>
-          <w:rFonts w:ascii="Times New Roman" w:hAnsi="Times New Roman"/>
-          <w:b w:val="0"/>
-          <w:sz w:val="28"/>
-          <w:szCs w:val="28"/>
-          <w:lang w:val="nl-NL"/>
-        </w:rPr>
-        <w:t>02543.</w:t>
-      </w:r>
-      <w:r>
-        <w:rPr>
-          <w:rFonts w:ascii="Times New Roman" w:hAnsi="Times New Roman"/>
-          <w:b w:val="0"/>
-          <w:color w:val="000000"/>
-          <w:sz w:val="28"/>
-          <w:szCs w:val="28"/>
-        </w:rPr>
-        <w:t xml:space="preserve"> </w:t>
-      </w:r>
-      <w:r>
-        <w:rPr>
-          <w:rFonts w:ascii="Times New Roman" w:hAnsi="Times New Roman"/>
-          <w:b w:val="0"/>
-          <w:sz w:val="28"/>
-          <w:szCs w:val="28"/>
-        </w:rPr>
-        <w:t>3815486;</w:t>
+          <w:rFonts w:hint="default" w:ascii="Times New Roman"/>
+          <w:b w:val="0"/>
+          <w:bCs w:val="0"/>
+          <w:spacing w:val="-8"/>
+          <w:sz w:val="28"/>
+          <w:szCs w:val="28"/>
+          <w:highlight w:val="yellow"/>
+          <w:lang w:val="vi-VN"/>
+        </w:rPr>
+        <w:t>{</w:t>
+      </w:r>
+      <w:r>
+        <w:rPr>
+          <w:rFonts w:hint="default" w:ascii="Times New Roman"/>
+          <w:b w:val="0"/>
+          <w:bCs w:val="0"/>
+          <w:spacing w:val="-8"/>
+          <w:sz w:val="28"/>
+          <w:szCs w:val="28"/>
+          <w:highlight w:val="yellow"/>
+          <w:lang w:val="en-US"/>
+        </w:rPr>
+        <w:t>TV_bid_package.successful_bidder.phone_number</w:t>
+      </w:r>
+      <w:r>
+        <w:rPr>
+          <w:rFonts w:hint="default" w:ascii="Times New Roman"/>
+          <w:b w:val="0"/>
+          <w:bCs w:val="0"/>
+          <w:spacing w:val="-8"/>
+          <w:sz w:val="28"/>
+          <w:szCs w:val="28"/>
+          <w:highlight w:val="yellow"/>
+          <w:lang w:val="vi-VN"/>
+        </w:rPr>
+        <w:t>}</w:t>
+      </w:r>
+      <w:r>
+        <w:rPr>
+          <w:rFonts w:ascii="Times New Roman" w:hAnsi="Times New Roman"/>
+          <w:b w:val="0"/>
+          <w:sz w:val="28"/>
+          <w:szCs w:val="28"/>
+        </w:rPr>
+        <w:t>;</w:t>
       </w:r>
     </w:p>
     <w:p>
@@ -1808,6 +2004,45 @@
       </w:r>
       <w:r>
         <w:rPr>
+          <w:rFonts w:hint="default" w:ascii="Times New Roman"/>
+          <w:b w:val="0"/>
+          <w:bCs w:val="0"/>
+          <w:spacing w:val="-8"/>
+          <w:sz w:val="28"/>
+          <w:szCs w:val="28"/>
+          <w:highlight w:val="yellow"/>
+          <w:lang w:val="vi-VN"/>
+        </w:rPr>
+        <w:t>{</w:t>
+      </w:r>
+      <w:r>
+        <w:rPr>
+          <w:rFonts w:hint="default" w:ascii="Times New Roman"/>
+          <w:b w:val="0"/>
+          <w:bCs w:val="0"/>
+          <w:spacing w:val="-8"/>
+          <w:sz w:val="28"/>
+          <w:szCs w:val="28"/>
+          <w:highlight w:val="yellow"/>
+          <w:lang w:val="en-US"/>
+        </w:rPr>
+        <w:t>TV_bid_package.successful_bidder.tax_id</w:t>
+      </w:r>
+      <w:r>
+        <w:rPr>
+          <w:rFonts w:hint="default" w:ascii="Times New Roman"/>
+          <w:b w:val="0"/>
+          <w:bCs w:val="0"/>
+          <w:spacing w:val="-8"/>
+          <w:sz w:val="28"/>
+          <w:szCs w:val="28"/>
+          <w:highlight w:val="yellow"/>
+          <w:lang w:val="vi-VN"/>
+        </w:rPr>
+        <w:t>}</w:t>
+      </w:r>
+      <w:r>
+        <w:rPr>
           <w:rFonts w:ascii="Times New Roman" w:hAnsi="Times New Roman"/>
           <w:b w:val="0"/>
           <w:bCs/>
@@ -1815,7 +2050,7 @@
           <w:szCs w:val="28"/>
           <w:lang w:val="en-GB"/>
         </w:rPr>
-        <w:t>3502302306;</w:t>
+        <w:t>;</w:t>
       </w:r>
     </w:p>
     <w:p>
@@ -1846,13 +2081,44 @@
       </w:r>
       <w:r>
         <w:rPr>
-          <w:rFonts w:ascii="Times New Roman" w:hAnsi="Times New Roman"/>
-          <w:b w:val="0"/>
-          <w:spacing w:val="-12"/>
-          <w:sz w:val="28"/>
-          <w:szCs w:val="28"/>
-        </w:rPr>
-        <w:t>050061161111 tại Ngân hàng Sacombank – Chi Nhánh Vũng Tàu</w:t>
+          <w:rFonts w:hint="default" w:ascii="Times New Roman"/>
+          <w:b w:val="0"/>
+          <w:bCs w:val="0"/>
+          <w:spacing w:val="-8"/>
+          <w:sz w:val="28"/>
+          <w:szCs w:val="28"/>
+          <w:highlight w:val="yellow"/>
+          <w:lang w:val="vi-VN"/>
+        </w:rPr>
+        <w:t>{</w:t>
+      </w:r>
+      <w:r>
+        <w:rPr>
+          <w:rFonts w:hint="default" w:ascii="Times New Roman"/>
+          <w:b w:val="0"/>
+          <w:bCs w:val="0"/>
+          <w:spacing w:val="-8"/>
+          <w:sz w:val="28"/>
+          <w:szCs w:val="28"/>
+          <w:highlight w:val="yellow"/>
+          <w:lang w:val="en-US"/>
+        </w:rPr>
+        <w:t>TV_bid_package.successful_bidder.bank_account</w:t>
+      </w:r>
+      <w:bookmarkStart w:id="3" w:name="_GoBack"/>
+      <w:bookmarkEnd w:id="3"/>
+      <w:r>
+        <w:rPr>
+          <w:rFonts w:hint="default" w:ascii="Times New Roman"/>
+          <w:b w:val="0"/>
+          <w:bCs w:val="0"/>
+          <w:spacing w:val="-8"/>
+          <w:sz w:val="28"/>
+          <w:szCs w:val="28"/>
+          <w:highlight w:val="yellow"/>
+          <w:lang w:val="vi-VN"/>
+        </w:rPr>
+        <w:t>}</w:t>
       </w:r>
       <w:r>
         <w:rPr>
@@ -2084,7 +2350,6 @@
         </w:rPr>
         <w:t>{</w:t>
       </w:r>
-      <w:bookmarkStart w:id="3" w:name="_GoBack"/>
       <w:r>
         <w:rPr>
           <w:rFonts w:hint="default" w:ascii="Times New Roman" w:hAnsi="Times New Roman"/>
@@ -2100,7 +2365,6 @@
         </w:rPr>
         <w:t>bid_packages[0].duration</w:t>
       </w:r>
-      <w:bookmarkEnd w:id="3"/>
       <w:r>
         <w:rPr>
           <w:rFonts w:hint="default" w:ascii="Times New Roman" w:hAnsi="Times New Roman"/>
@@ -2784,8 +3048,8 @@
     <w:lsdException w:unhideWhenUsed="0" w:uiPriority="0" w:semiHidden="0" w:name="Normal Indent"/>
     <w:lsdException w:unhideWhenUsed="0" w:uiPriority="0" w:semiHidden="0" w:name="footnote text"/>
     <w:lsdException w:unhideWhenUsed="0" w:uiPriority="0" w:semiHidden="0" w:name="annotation text"/>
-    <w:lsdException w:unhideWhenUsed="0" w:uiPriority="0" w:semiHidden="0" w:name="header"/>
-    <w:lsdException w:unhideWhenUsed="0" w:uiPriority="0" w:semiHidden="0" w:name="footer"/>
+    <w:lsdException w:qFormat="1" w:unhideWhenUsed="0" w:uiPriority="0" w:semiHidden="0" w:name="header"/>
+    <w:lsdException w:qFormat="1" w:unhideWhenUsed="0" w:uiPriority="0" w:semiHidden="0" w:name="footer"/>
     <w:lsdException w:unhideWhenUsed="0" w:uiPriority="0" w:semiHidden="0" w:name="index heading"/>
     <w:lsdException w:qFormat="1" w:uiPriority="0" w:name="caption"/>
     <w:lsdException w:unhideWhenUsed="0" w:uiPriority="0" w:semiHidden="0" w:name="table of figures"/>
@@ -2794,7 +3058,7 @@
     <w:lsdException w:unhideWhenUsed="0" w:uiPriority="0" w:semiHidden="0" w:name="footnote reference"/>
     <w:lsdException w:unhideWhenUsed="0" w:uiPriority="0" w:semiHidden="0" w:name="annotation reference"/>
     <w:lsdException w:unhideWhenUsed="0" w:uiPriority="0" w:semiHidden="0" w:name="line number"/>
-    <w:lsdException w:unhideWhenUsed="0" w:uiPriority="0" w:semiHidden="0" w:name="page number"/>
+    <w:lsdException w:qFormat="1" w:unhideWhenUsed="0" w:uiPriority="0" w:semiHidden="0" w:name="page number"/>
     <w:lsdException w:unhideWhenUsed="0" w:uiPriority="0" w:semiHidden="0" w:name="endnote reference"/>
     <w:lsdException w:unhideWhenUsed="0" w:uiPriority="0" w:semiHidden="0" w:name="endnote text"/>
     <w:lsdException w:unhideWhenUsed="0" w:uiPriority="0" w:semiHidden="0" w:name="table of authorities"/>
@@ -2818,9 +3082,9 @@
     <w:lsdException w:qFormat="1" w:unhideWhenUsed="0" w:uiPriority="0" w:semiHidden="0" w:name="Title"/>
     <w:lsdException w:unhideWhenUsed="0" w:uiPriority="0" w:semiHidden="0" w:name="Closing"/>
     <w:lsdException w:unhideWhenUsed="0" w:uiPriority="0" w:semiHidden="0" w:name="Signature"/>
-    <w:lsdException w:unhideWhenUsed="0" w:uiPriority="0" w:name="Default Paragraph Font"/>
-    <w:lsdException w:unhideWhenUsed="0" w:uiPriority="0" w:semiHidden="0" w:name="Body Text"/>
-    <w:lsdException w:unhideWhenUsed="0" w:uiPriority="0" w:semiHidden="0" w:name="Body Text Indent"/>
+    <w:lsdException w:qFormat="1" w:unhideWhenUsed="0" w:uiPriority="0" w:name="Default Paragraph Font"/>
+    <w:lsdException w:qFormat="1" w:unhideWhenUsed="0" w:uiPriority="0" w:semiHidden="0" w:name="Body Text"/>
+    <w:lsdException w:qFormat="1" w:unhideWhenUsed="0" w:uiPriority="0" w:semiHidden="0" w:name="Body Text Indent"/>
     <w:lsdException w:unhideWhenUsed="0" w:uiPriority="0" w:semiHidden="0" w:name="List Continue"/>
     <w:lsdException w:unhideWhenUsed="0" w:uiPriority="0" w:semiHidden="0" w:name="List Continue 2"/>
     <w:lsdException w:unhideWhenUsed="0" w:uiPriority="0" w:semiHidden="0" w:name="List Continue 3"/>
@@ -2835,10 +3099,10 @@
     <w:lsdException w:unhideWhenUsed="0" w:uiPriority="0" w:semiHidden="0" w:name="Note Heading"/>
     <w:lsdException w:unhideWhenUsed="0" w:uiPriority="0" w:semiHidden="0" w:name="Body Text 2"/>
     <w:lsdException w:unhideWhenUsed="0" w:uiPriority="0" w:semiHidden="0" w:name="Body Text 3"/>
-    <w:lsdException w:unhideWhenUsed="0" w:uiPriority="0" w:semiHidden="0" w:name="Body Text Indent 2"/>
-    <w:lsdException w:unhideWhenUsed="0" w:uiPriority="0" w:semiHidden="0" w:name="Body Text Indent 3"/>
+    <w:lsdException w:qFormat="1" w:unhideWhenUsed="0" w:uiPriority="0" w:semiHidden="0" w:name="Body Text Indent 2"/>
+    <w:lsdException w:qFormat="1" w:unhideWhenUsed="0" w:uiPriority="0" w:semiHidden="0" w:name="Body Text Indent 3"/>
     <w:lsdException w:unhideWhenUsed="0" w:uiPriority="0" w:semiHidden="0" w:name="Block Text"/>
-    <w:lsdException w:unhideWhenUsed="0" w:uiPriority="0" w:semiHidden="0" w:name="Hyperlink"/>
+    <w:lsdException w:qFormat="1" w:unhideWhenUsed="0" w:uiPriority="0" w:semiHidden="0" w:name="Hyperlink"/>
     <w:lsdException w:unhideWhenUsed="0" w:uiPriority="0" w:semiHidden="0" w:name="FollowedHyperlink"/>
     <w:lsdException w:qFormat="1" w:unhideWhenUsed="0" w:uiPriority="0" w:semiHidden="0" w:name="Strong"/>
     <w:lsdException w:qFormat="1" w:unhideWhenUsed="0" w:uiPriority="0" w:semiHidden="0" w:name="Emphasis"/>
@@ -2856,7 +3120,7 @@
     <w:lsdException w:unhideWhenUsed="0" w:uiPriority="0" w:semiHidden="0" w:name="HTML Sample"/>
     <w:lsdException w:unhideWhenUsed="0" w:uiPriority="0" w:semiHidden="0" w:name="HTML Typewriter"/>
     <w:lsdException w:unhideWhenUsed="0" w:uiPriority="0" w:semiHidden="0" w:name="HTML Variable"/>
-    <w:lsdException w:unhideWhenUsed="0" w:uiPriority="0" w:name="Normal Table"/>
+    <w:lsdException w:qFormat="1" w:unhideWhenUsed="0" w:uiPriority="0" w:name="Normal Table"/>
     <w:lsdException w:unhideWhenUsed="0" w:uiPriority="0" w:semiHidden="0" w:name="annotation subject"/>
     <w:lsdException w:unhideWhenUsed="0" w:uiPriority="0" w:semiHidden="0" w:name="Table Simple 1"/>
     <w:lsdException w:unhideWhenUsed="0" w:uiPriority="0" w:semiHidden="0" w:name="Table Simple 2"/>
@@ -2900,8 +3164,8 @@
     <w:lsdException w:unhideWhenUsed="0" w:uiPriority="0" w:semiHidden="0" w:name="Table Web 1"/>
     <w:lsdException w:unhideWhenUsed="0" w:uiPriority="0" w:semiHidden="0" w:name="Table Web 2"/>
     <w:lsdException w:unhideWhenUsed="0" w:uiPriority="0" w:semiHidden="0" w:name="Table Web 3"/>
-    <w:lsdException w:unhideWhenUsed="0" w:uiPriority="0" w:name="Balloon Text"/>
-    <w:lsdException w:unhideWhenUsed="0" w:uiPriority="0" w:semiHidden="0" w:name="Table Grid"/>
+    <w:lsdException w:qFormat="1" w:unhideWhenUsed="0" w:uiPriority="0" w:name="Balloon Text"/>
+    <w:lsdException w:qFormat="1" w:unhideWhenUsed="0" w:uiPriority="0" w:semiHidden="0" w:name="Table Grid"/>
     <w:lsdException w:unhideWhenUsed="0" w:uiPriority="0" w:semiHidden="0" w:name="Table Theme"/>
     <w:lsdException w:unhideWhenUsed="0" w:uiPriority="60" w:semiHidden="0" w:name="Light Shading"/>
     <w:lsdException w:unhideWhenUsed="0" w:uiPriority="61" w:semiHidden="0" w:name="Light List"/>
@@ -3072,11 +3336,13 @@
     <w:name w:val="Default Paragraph Font"/>
     <w:link w:val="6"/>
     <w:semiHidden/>
+    <w:qFormat/>
     <w:uiPriority w:val="0"/>
   </w:style>
   <w:style w:type="table" w:default="1" w:styleId="7">
     <w:name w:val="Normal Table"/>
     <w:semiHidden/>
+    <w:qFormat/>
     <w:uiPriority w:val="0"/>
     <w:tblPr>
       <w:tblCellMar>
@@ -3091,6 +3357,7 @@
     <w:name w:val="_Style 24"/>
     <w:basedOn w:val="1"/>
     <w:link w:val="5"/>
+    <w:qFormat/>
     <w:uiPriority w:val="0"/>
     <w:pPr>
       <w:widowControl w:val="0"/>
@@ -3107,6 +3374,7 @@
     <w:name w:val="Balloon Text"/>
     <w:basedOn w:val="1"/>
     <w:semiHidden/>
+    <w:qFormat/>
     <w:uiPriority w:val="0"/>
     <w:rPr>
       <w:rFonts w:ascii="Tahoma" w:hAnsi="Tahoma" w:cs="Tahoma"/>
@@ -3117,6 +3385,7 @@
   <w:style w:type="paragraph" w:styleId="9">
     <w:name w:val="Body Text"/>
     <w:basedOn w:val="1"/>
+    <w:qFormat/>
     <w:uiPriority w:val="0"/>
     <w:pPr>
       <w:spacing w:line="380" w:lineRule="exact"/>
@@ -3130,6 +3399,7 @@
   <w:style w:type="paragraph" w:styleId="10">
     <w:name w:val="Body Text Indent"/>
     <w:basedOn w:val="1"/>
+    <w:qFormat/>
     <w:uiPriority w:val="0"/>
     <w:pPr>
       <w:spacing w:line="380" w:lineRule="exact"/>
@@ -3144,6 +3414,7 @@
   <w:style w:type="paragraph" w:styleId="11">
     <w:name w:val="Body Text Indent 2"/>
     <w:basedOn w:val="1"/>
+    <w:qFormat/>
     <w:uiPriority w:val="0"/>
     <w:pPr>
       <w:spacing w:before="120"/>
@@ -3159,6 +3430,7 @@
   <w:style w:type="paragraph" w:styleId="12">
     <w:name w:val="Body Text Indent 3"/>
     <w:basedOn w:val="1"/>
+    <w:qFormat/>
     <w:uiPriority w:val="0"/>
     <w:pPr>
       <w:spacing w:line="380" w:lineRule="exact"/>
@@ -3173,6 +3445,7 @@
   <w:style w:type="paragraph" w:styleId="13">
     <w:name w:val="footer"/>
     <w:basedOn w:val="1"/>
+    <w:qFormat/>
     <w:uiPriority w:val="0"/>
     <w:pPr>
       <w:tabs>
@@ -3184,6 +3457,7 @@
   <w:style w:type="paragraph" w:styleId="14">
     <w:name w:val="header"/>
     <w:basedOn w:val="1"/>
+    <w:qFormat/>
     <w:uiPriority w:val="0"/>
     <w:pPr>
       <w:tabs>
@@ -3194,6 +3468,7 @@
   </w:style>
   <w:style w:type="character" w:styleId="15">
     <w:name w:val="Hyperlink"/>
+    <w:qFormat/>
     <w:uiPriority w:val="0"/>
     <w:rPr>
       <w:color w:val="0563C1"/>
@@ -3203,11 +3478,13 @@
   <w:style w:type="character" w:styleId="16">
     <w:name w:val="page number"/>
     <w:basedOn w:val="5"/>
+    <w:qFormat/>
     <w:uiPriority w:val="0"/>
   </w:style>
   <w:style w:type="table" w:styleId="17">
     <w:name w:val="Table Grid"/>
     <w:basedOn w:val="7"/>
+    <w:qFormat/>
     <w:uiPriority w:val="0"/>
     <w:tblPr>
       <w:tblBorders>
@@ -3225,6 +3502,7 @@
     <w:basedOn w:val="1"/>
     <w:next w:val="1"/>
     <w:semiHidden/>
+    <w:qFormat/>
     <w:uiPriority w:val="0"/>
     <w:pPr>
       <w:spacing w:before="120" w:after="120" w:line="312" w:lineRule="auto"/>
@@ -3256,6 +3534,7 @@
     <w:name w:val="1"/>
     <w:basedOn w:val="1"/>
     <w:link w:val="21"/>
+    <w:qFormat/>
     <w:uiPriority w:val="0"/>
     <w:pPr>
       <w:autoSpaceDE w:val="0"/>
@@ -3275,6 +3554,7 @@
   <w:style w:type="character" w:customStyle="1" w:styleId="21">
     <w:name w:val="1.Tiêu đề Char Char"/>
     <w:link w:val="20"/>
+    <w:qFormat/>
     <w:uiPriority w:val="0"/>
     <w:rPr>
       <w:b/>

--- a/public/template/5. QD Phê duyệt KQLCNT.docx
+++ b/public/template/5. QD Phê duyệt KQLCNT.docx
@@ -1638,7 +1638,59 @@
           <w:highlight w:val="yellow"/>
           <w:lang w:val="en-US"/>
         </w:rPr>
-        <w:t>TV_bid_package.successful_bidder.name</w:t>
+        <w:t>TV_</w:t>
+      </w:r>
+      <w:r>
+        <w:rPr>
+          <w:rFonts w:hint="default" w:ascii="Times New Roman"/>
+          <w:b w:val="0"/>
+          <w:bCs w:val="0"/>
+          <w:spacing w:val="-8"/>
+          <w:sz w:val="28"/>
+          <w:szCs w:val="28"/>
+          <w:highlight w:val="yellow"/>
+          <w:lang w:val="vi-VN"/>
+        </w:rPr>
+        <w:t>bp</w:t>
+      </w:r>
+      <w:r>
+        <w:rPr>
+          <w:rFonts w:hint="default" w:ascii="Times New Roman"/>
+          <w:b w:val="0"/>
+          <w:bCs w:val="0"/>
+          <w:spacing w:val="-8"/>
+          <w:sz w:val="28"/>
+          <w:szCs w:val="28"/>
+          <w:highlight w:val="yellow"/>
+          <w:lang w:val="en-US"/>
+        </w:rPr>
+        <w:t>.</w:t>
+      </w:r>
+      <w:r>
+        <w:rPr>
+          <w:rFonts w:hint="default" w:ascii="Times New Roman"/>
+          <w:b w:val="0"/>
+          <w:bCs w:val="0"/>
+          <w:spacing w:val="-8"/>
+          <w:sz w:val="28"/>
+          <w:szCs w:val="28"/>
+          <w:highlight w:val="yellow"/>
+          <w:lang w:val="vi-VN"/>
+        </w:rPr>
+        <w:t>succ</w:t>
+      </w:r>
+      <w:r>
+        <w:rPr>
+          <w:rFonts w:hint="default" w:ascii="Times New Roman"/>
+          <w:b w:val="0"/>
+          <w:bCs w:val="0"/>
+          <w:spacing w:val="-8"/>
+          <w:sz w:val="28"/>
+          <w:szCs w:val="28"/>
+          <w:highlight w:val="yellow"/>
+          <w:lang w:val="en-US"/>
+        </w:rPr>
+        <w:t>_bidder.name</w:t>
       </w:r>
       <w:r>
         <w:rPr>
@@ -1713,7 +1765,59 @@
           <w:highlight w:val="yellow"/>
           <w:lang w:val="en-US"/>
         </w:rPr>
-        <w:t>TV_bid_package.successful_bidder.address</w:t>
+        <w:t>TV_</w:t>
+      </w:r>
+      <w:r>
+        <w:rPr>
+          <w:rFonts w:hint="default" w:ascii="Times New Roman"/>
+          <w:b w:val="0"/>
+          <w:bCs w:val="0"/>
+          <w:spacing w:val="-8"/>
+          <w:sz w:val="28"/>
+          <w:szCs w:val="28"/>
+          <w:highlight w:val="yellow"/>
+          <w:lang w:val="vi-VN"/>
+        </w:rPr>
+        <w:t>bp</w:t>
+      </w:r>
+      <w:r>
+        <w:rPr>
+          <w:rFonts w:hint="default" w:ascii="Times New Roman"/>
+          <w:b w:val="0"/>
+          <w:bCs w:val="0"/>
+          <w:spacing w:val="-8"/>
+          <w:sz w:val="28"/>
+          <w:szCs w:val="28"/>
+          <w:highlight w:val="yellow"/>
+          <w:lang w:val="en-US"/>
+        </w:rPr>
+        <w:t>.</w:t>
+      </w:r>
+      <w:r>
+        <w:rPr>
+          <w:rFonts w:hint="default" w:ascii="Times New Roman"/>
+          <w:b w:val="0"/>
+          <w:bCs w:val="0"/>
+          <w:spacing w:val="-8"/>
+          <w:sz w:val="28"/>
+          <w:szCs w:val="28"/>
+          <w:highlight w:val="yellow"/>
+          <w:lang w:val="vi-VN"/>
+        </w:rPr>
+        <w:t>succ</w:t>
+      </w:r>
+      <w:r>
+        <w:rPr>
+          <w:rFonts w:hint="default" w:ascii="Times New Roman"/>
+          <w:b w:val="0"/>
+          <w:bCs w:val="0"/>
+          <w:spacing w:val="-8"/>
+          <w:sz w:val="28"/>
+          <w:szCs w:val="28"/>
+          <w:highlight w:val="yellow"/>
+          <w:lang w:val="en-US"/>
+        </w:rPr>
+        <w:t>_bidder.address</w:t>
       </w:r>
       <w:r>
         <w:rPr>
@@ -1798,7 +1902,7 @@
           <w:highlight w:val="yellow"/>
           <w:lang w:val="en-US"/>
         </w:rPr>
-        <w:t>TV_bid_package.successful_bidder.representative_name</w:t>
+        <w:t>TV_</w:t>
       </w:r>
       <w:r>
         <w:rPr>
@@ -1811,6 +1915,84 @@
           <w:highlight w:val="yellow"/>
           <w:lang w:val="vi-VN"/>
         </w:rPr>
+        <w:t>bp</w:t>
+      </w:r>
+      <w:r>
+        <w:rPr>
+          <w:rFonts w:hint="default" w:ascii="Times New Roman"/>
+          <w:b w:val="0"/>
+          <w:bCs w:val="0"/>
+          <w:spacing w:val="-8"/>
+          <w:sz w:val="28"/>
+          <w:szCs w:val="28"/>
+          <w:highlight w:val="yellow"/>
+          <w:lang w:val="en-US"/>
+        </w:rPr>
+        <w:t>.</w:t>
+      </w:r>
+      <w:r>
+        <w:rPr>
+          <w:rFonts w:hint="default" w:ascii="Times New Roman"/>
+          <w:b w:val="0"/>
+          <w:bCs w:val="0"/>
+          <w:spacing w:val="-8"/>
+          <w:sz w:val="28"/>
+          <w:szCs w:val="28"/>
+          <w:highlight w:val="yellow"/>
+          <w:lang w:val="vi-VN"/>
+        </w:rPr>
+        <w:t>succ</w:t>
+      </w:r>
+      <w:r>
+        <w:rPr>
+          <w:rFonts w:hint="default" w:ascii="Times New Roman"/>
+          <w:b w:val="0"/>
+          <w:bCs w:val="0"/>
+          <w:spacing w:val="-8"/>
+          <w:sz w:val="28"/>
+          <w:szCs w:val="28"/>
+          <w:highlight w:val="yellow"/>
+          <w:lang w:val="en-US"/>
+        </w:rPr>
+        <w:t>_bidder.</w:t>
+      </w:r>
+      <w:r>
+        <w:rPr>
+          <w:rFonts w:hint="default" w:ascii="Times New Roman"/>
+          <w:b w:val="0"/>
+          <w:bCs w:val="0"/>
+          <w:spacing w:val="-8"/>
+          <w:sz w:val="28"/>
+          <w:szCs w:val="28"/>
+          <w:highlight w:val="yellow"/>
+          <w:lang w:val="vi-VN"/>
+        </w:rPr>
+        <w:t>rep</w:t>
+      </w:r>
+      <w:r>
+        <w:rPr>
+          <w:rFonts w:hint="default" w:ascii="Times New Roman"/>
+          <w:b w:val="0"/>
+          <w:bCs w:val="0"/>
+          <w:spacing w:val="-8"/>
+          <w:sz w:val="28"/>
+          <w:szCs w:val="28"/>
+          <w:highlight w:val="yellow"/>
+          <w:lang w:val="en-US"/>
+        </w:rPr>
+        <w:t>_name</w:t>
+      </w:r>
+      <w:r>
+        <w:rPr>
+          <w:rFonts w:hint="default" w:ascii="Times New Roman"/>
+          <w:b w:val="0"/>
+          <w:bCs w:val="0"/>
+          <w:spacing w:val="-8"/>
+          <w:sz w:val="28"/>
+          <w:szCs w:val="28"/>
+          <w:highlight w:val="yellow"/>
+          <w:lang w:val="vi-VN"/>
+        </w:rPr>
         <w:t>}</w:t>
       </w:r>
       <w:r>
@@ -1880,7 +2062,85 @@
           <w:highlight w:val="yellow"/>
           <w:lang w:val="en-US"/>
         </w:rPr>
-        <w:t>TV_bid_package.successful_bidder.representative_position</w:t>
+        <w:t>TV_</w:t>
+      </w:r>
+      <w:r>
+        <w:rPr>
+          <w:rFonts w:hint="default" w:ascii="Times New Roman"/>
+          <w:b w:val="0"/>
+          <w:bCs w:val="0"/>
+          <w:spacing w:val="-8"/>
+          <w:sz w:val="28"/>
+          <w:szCs w:val="28"/>
+          <w:highlight w:val="yellow"/>
+          <w:lang w:val="vi-VN"/>
+        </w:rPr>
+        <w:t>bp</w:t>
+      </w:r>
+      <w:r>
+        <w:rPr>
+          <w:rFonts w:hint="default" w:ascii="Times New Roman"/>
+          <w:b w:val="0"/>
+          <w:bCs w:val="0"/>
+          <w:spacing w:val="-8"/>
+          <w:sz w:val="28"/>
+          <w:szCs w:val="28"/>
+          <w:highlight w:val="yellow"/>
+          <w:lang w:val="en-US"/>
+        </w:rPr>
+        <w:t>.</w:t>
+      </w:r>
+      <w:r>
+        <w:rPr>
+          <w:rFonts w:hint="default" w:ascii="Times New Roman"/>
+          <w:b w:val="0"/>
+          <w:bCs w:val="0"/>
+          <w:spacing w:val="-8"/>
+          <w:sz w:val="28"/>
+          <w:szCs w:val="28"/>
+          <w:highlight w:val="yellow"/>
+          <w:lang w:val="vi-VN"/>
+        </w:rPr>
+        <w:t>succ</w:t>
+      </w:r>
+      <w:r>
+        <w:rPr>
+          <w:rFonts w:hint="default" w:ascii="Times New Roman"/>
+          <w:b w:val="0"/>
+          <w:bCs w:val="0"/>
+          <w:spacing w:val="-8"/>
+          <w:sz w:val="28"/>
+          <w:szCs w:val="28"/>
+          <w:highlight w:val="yellow"/>
+          <w:lang w:val="en-US"/>
+        </w:rPr>
+        <w:t>_bidder.</w:t>
+      </w:r>
+      <w:r>
+        <w:rPr>
+          <w:rFonts w:hint="default" w:ascii="Times New Roman"/>
+          <w:b w:val="0"/>
+          <w:bCs w:val="0"/>
+          <w:spacing w:val="-8"/>
+          <w:sz w:val="28"/>
+          <w:szCs w:val="28"/>
+          <w:highlight w:val="yellow"/>
+          <w:lang w:val="vi-VN"/>
+        </w:rPr>
+        <w:t>rep</w:t>
+      </w:r>
+      <w:r>
+        <w:rPr>
+          <w:rFonts w:hint="default" w:ascii="Times New Roman"/>
+          <w:b w:val="0"/>
+          <w:bCs w:val="0"/>
+          <w:spacing w:val="-8"/>
+          <w:sz w:val="28"/>
+          <w:szCs w:val="28"/>
+          <w:highlight w:val="yellow"/>
+          <w:lang w:val="en-US"/>
+        </w:rPr>
+        <w:t>_position</w:t>
       </w:r>
       <w:r>
         <w:rPr>
@@ -1954,7 +2214,59 @@
           <w:highlight w:val="yellow"/>
           <w:lang w:val="en-US"/>
         </w:rPr>
-        <w:t>TV_bid_package.successful_bidder.phone_number</w:t>
+        <w:t>TV_</w:t>
+      </w:r>
+      <w:r>
+        <w:rPr>
+          <w:rFonts w:hint="default" w:ascii="Times New Roman"/>
+          <w:b w:val="0"/>
+          <w:bCs w:val="0"/>
+          <w:spacing w:val="-8"/>
+          <w:sz w:val="28"/>
+          <w:szCs w:val="28"/>
+          <w:highlight w:val="yellow"/>
+          <w:lang w:val="vi-VN"/>
+        </w:rPr>
+        <w:t>bp</w:t>
+      </w:r>
+      <w:r>
+        <w:rPr>
+          <w:rFonts w:hint="default" w:ascii="Times New Roman"/>
+          <w:b w:val="0"/>
+          <w:bCs w:val="0"/>
+          <w:spacing w:val="-8"/>
+          <w:sz w:val="28"/>
+          <w:szCs w:val="28"/>
+          <w:highlight w:val="yellow"/>
+          <w:lang w:val="en-US"/>
+        </w:rPr>
+        <w:t>.</w:t>
+      </w:r>
+      <w:r>
+        <w:rPr>
+          <w:rFonts w:hint="default" w:ascii="Times New Roman"/>
+          <w:b w:val="0"/>
+          <w:bCs w:val="0"/>
+          <w:spacing w:val="-8"/>
+          <w:sz w:val="28"/>
+          <w:szCs w:val="28"/>
+          <w:highlight w:val="yellow"/>
+          <w:lang w:val="vi-VN"/>
+        </w:rPr>
+        <w:t>succ</w:t>
+      </w:r>
+      <w:r>
+        <w:rPr>
+          <w:rFonts w:hint="default" w:ascii="Times New Roman"/>
+          <w:b w:val="0"/>
+          <w:bCs w:val="0"/>
+          <w:spacing w:val="-8"/>
+          <w:sz w:val="28"/>
+          <w:szCs w:val="28"/>
+          <w:highlight w:val="yellow"/>
+          <w:lang w:val="en-US"/>
+        </w:rPr>
+        <w:t>_bidder.phone_number</w:t>
       </w:r>
       <w:r>
         <w:rPr>
@@ -2026,7 +2338,59 @@
           <w:highlight w:val="yellow"/>
           <w:lang w:val="en-US"/>
         </w:rPr>
-        <w:t>TV_bid_package.successful_bidder.tax_id</w:t>
+        <w:t>TV_</w:t>
+      </w:r>
+      <w:r>
+        <w:rPr>
+          <w:rFonts w:hint="default" w:ascii="Times New Roman"/>
+          <w:b w:val="0"/>
+          <w:bCs w:val="0"/>
+          <w:spacing w:val="-8"/>
+          <w:sz w:val="28"/>
+          <w:szCs w:val="28"/>
+          <w:highlight w:val="yellow"/>
+          <w:lang w:val="vi-VN"/>
+        </w:rPr>
+        <w:t>bp</w:t>
+      </w:r>
+      <w:r>
+        <w:rPr>
+          <w:rFonts w:hint="default" w:ascii="Times New Roman"/>
+          <w:b w:val="0"/>
+          <w:bCs w:val="0"/>
+          <w:spacing w:val="-8"/>
+          <w:sz w:val="28"/>
+          <w:szCs w:val="28"/>
+          <w:highlight w:val="yellow"/>
+          <w:lang w:val="en-US"/>
+        </w:rPr>
+        <w:t>.</w:t>
+      </w:r>
+      <w:r>
+        <w:rPr>
+          <w:rFonts w:hint="default" w:ascii="Times New Roman"/>
+          <w:b w:val="0"/>
+          <w:bCs w:val="0"/>
+          <w:spacing w:val="-8"/>
+          <w:sz w:val="28"/>
+          <w:szCs w:val="28"/>
+          <w:highlight w:val="yellow"/>
+          <w:lang w:val="vi-VN"/>
+        </w:rPr>
+        <w:t>succ</w:t>
+      </w:r>
+      <w:r>
+        <w:rPr>
+          <w:rFonts w:hint="default" w:ascii="Times New Roman"/>
+          <w:b w:val="0"/>
+          <w:bCs w:val="0"/>
+          <w:spacing w:val="-8"/>
+          <w:sz w:val="28"/>
+          <w:szCs w:val="28"/>
+          <w:highlight w:val="yellow"/>
+          <w:lang w:val="en-US"/>
+        </w:rPr>
+        <w:t>_bidder.tax_id</w:t>
       </w:r>
       <w:r>
         <w:rPr>
@@ -2103,10 +2467,60 @@
           <w:highlight w:val="yellow"/>
           <w:lang w:val="en-US"/>
         </w:rPr>
-        <w:t>TV_bid_package.successful_bidder.bank_account</w:t>
-      </w:r>
-      <w:bookmarkStart w:id="3" w:name="_GoBack"/>
-      <w:bookmarkEnd w:id="3"/>
+        <w:t>TV_</w:t>
+      </w:r>
+      <w:r>
+        <w:rPr>
+          <w:rFonts w:hint="default" w:ascii="Times New Roman"/>
+          <w:b w:val="0"/>
+          <w:bCs w:val="0"/>
+          <w:spacing w:val="-8"/>
+          <w:sz w:val="28"/>
+          <w:szCs w:val="28"/>
+          <w:highlight w:val="yellow"/>
+          <w:lang w:val="vi-VN"/>
+        </w:rPr>
+        <w:t>bp</w:t>
+      </w:r>
+      <w:r>
+        <w:rPr>
+          <w:rFonts w:hint="default" w:ascii="Times New Roman"/>
+          <w:b w:val="0"/>
+          <w:bCs w:val="0"/>
+          <w:spacing w:val="-8"/>
+          <w:sz w:val="28"/>
+          <w:szCs w:val="28"/>
+          <w:highlight w:val="yellow"/>
+          <w:lang w:val="en-US"/>
+        </w:rPr>
+        <w:t>.</w:t>
+      </w:r>
+      <w:r>
+        <w:rPr>
+          <w:rFonts w:hint="default" w:ascii="Times New Roman"/>
+          <w:b w:val="0"/>
+          <w:bCs w:val="0"/>
+          <w:spacing w:val="-8"/>
+          <w:sz w:val="28"/>
+          <w:szCs w:val="28"/>
+          <w:highlight w:val="yellow"/>
+          <w:lang w:val="vi-VN"/>
+        </w:rPr>
+        <w:t>succ</w:t>
+      </w:r>
+      <w:r>
+        <w:rPr>
+          <w:rFonts w:hint="default" w:ascii="Times New Roman"/>
+          <w:b w:val="0"/>
+          <w:bCs w:val="0"/>
+          <w:spacing w:val="-8"/>
+          <w:sz w:val="28"/>
+          <w:szCs w:val="28"/>
+          <w:highlight w:val="yellow"/>
+          <w:lang w:val="en-US"/>
+        </w:rPr>
+        <w:t>_bidder.bank_account</w:t>
+      </w:r>
       <w:r>
         <w:rPr>
           <w:rFonts w:hint="default" w:ascii="Times New Roman"/>
@@ -2189,7 +2603,51 @@
           <w:highlight w:val="yellow"/>
           <w:lang w:val="en-US"/>
         </w:rPr>
-        <w:t>{bid_packages[0].est_cost}</w:t>
+        <w:t>{</w:t>
+      </w:r>
+      <w:r>
+        <w:rPr>
+          <w:rFonts w:hint="default" w:ascii="Times New Roman" w:hAnsi="Times New Roman"/>
+          <w:spacing w:val="-2"/>
+          <w:sz w:val="28"/>
+          <w:szCs w:val="28"/>
+          <w:highlight w:val="yellow"/>
+          <w:lang w:val="vi-VN"/>
+        </w:rPr>
+        <w:t>b</w:t>
+      </w:r>
+      <w:r>
+        <w:rPr>
+          <w:rFonts w:hint="default" w:ascii="Times New Roman" w:hAnsi="Times New Roman"/>
+          <w:spacing w:val="-2"/>
+          <w:sz w:val="28"/>
+          <w:szCs w:val="28"/>
+          <w:highlight w:val="yellow"/>
+          <w:lang w:val="vi-VN"/>
+        </w:rPr>
+        <w:t>id</w:t>
+      </w:r>
+      <w:r>
+        <w:rPr>
+          <w:rFonts w:hint="default" w:ascii="Times New Roman" w:hAnsi="Times New Roman"/>
+          <w:spacing w:val="-2"/>
+          <w:sz w:val="28"/>
+          <w:szCs w:val="28"/>
+          <w:highlight w:val="yellow"/>
+          <w:lang w:val="en-US"/>
+        </w:rPr>
+        <w:t>_package</w:t>
+      </w:r>
+      <w:r>
+        <w:rPr>
+          <w:rFonts w:hint="default" w:ascii="Times New Roman" w:hAnsi="Times New Roman"/>
+          <w:spacing w:val="-2"/>
+          <w:sz w:val="28"/>
+          <w:szCs w:val="28"/>
+          <w:highlight w:val="yellow"/>
+          <w:lang w:val="en-US"/>
+        </w:rPr>
+        <w:t>s[0].est_cost}</w:t>
       </w:r>
       <w:r>
         <w:rPr>
@@ -2361,9 +2819,56 @@
           <w:sz w:val="28"/>
           <w:szCs w:val="28"/>
           <w:highlight w:val="yellow"/>
+          <w:lang w:val="vi-VN"/>
+        </w:rPr>
+        <w:t>b</w:t>
+      </w:r>
+      <w:r>
+        <w:rPr>
+          <w:rFonts w:hint="default" w:ascii="Times New Roman" w:hAnsi="Times New Roman"/>
+          <w:b w:val="0"/>
+          <w:bCs/>
+          <w:i w:val="0"/>
+          <w:iCs w:val="0"/>
+          <w:spacing w:val="-2"/>
+          <w:sz w:val="28"/>
+          <w:szCs w:val="28"/>
+          <w:highlight w:val="yellow"/>
           <w:lang w:val="en-US"/>
         </w:rPr>
-        <w:t>bid_packages[0].duration</w:t>
+        <w:t>id_</w:t>
+      </w:r>
+      <w:bookmarkStart w:id="3" w:name="_GoBack"/>
+      <w:bookmarkEnd w:id="3"/>
+      <w:r>
+        <w:rPr>
+          <w:rFonts w:hint="default" w:ascii="Times New Roman" w:hAnsi="Times New Roman"/>
+          <w:b w:val="0"/>
+          <w:bCs/>
+          <w:i w:val="0"/>
+          <w:iCs w:val="0"/>
+          <w:spacing w:val="-2"/>
+          <w:sz w:val="28"/>
+          <w:szCs w:val="28"/>
+          <w:highlight w:val="yellow"/>
+          <w:lang w:val="vi-VN"/>
+        </w:rPr>
+        <w:t>p</w:t>
+      </w:r>
+      <w:r>
+        <w:rPr>
+          <w:rFonts w:hint="default" w:ascii="Times New Roman" w:hAnsi="Times New Roman"/>
+          <w:b w:val="0"/>
+          <w:bCs/>
+          <w:i w:val="0"/>
+          <w:iCs w:val="0"/>
+          <w:spacing w:val="-2"/>
+          <w:sz w:val="28"/>
+          <w:szCs w:val="28"/>
+          <w:highlight w:val="yellow"/>
+          <w:lang w:val="en-US"/>
+        </w:rPr>
+        <w:t>ackages[0].duration</w:t>
       </w:r>
       <w:r>
         <w:rPr>
@@ -3516,6 +4021,7 @@
   </w:style>
   <w:style w:type="paragraph" w:customStyle="1" w:styleId="19">
     <w:name w:val="Default Paragraph Font Para Char Char Char Char Char"/>
+    <w:qFormat/>
     <w:uiPriority w:val="0"/>
     <w:pPr>
       <w:tabs>
